--- a/public/data/zahtev-za-upis.docx
+++ b/public/data/zahtev-za-upis.docx
@@ -168,8 +168,8 @@
         <w:gridCol w:w="1628"/>
         <w:gridCol w:w="1532"/>
         <w:gridCol w:w="360"/>
-        <w:gridCol w:w="354"/>
-        <w:gridCol w:w="260"/>
+        <w:gridCol w:w="353"/>
+        <w:gridCol w:w="261"/>
         <w:gridCol w:w="101"/>
         <w:gridCol w:w="362"/>
         <w:gridCol w:w="360"/>
@@ -487,7 +487,7 @@
         </w:tc>
         <w:tc>
           <w:tcPr>
-            <w:tcW w:w="354" w:type="dxa"/>
+            <w:tcW w:w="353" w:type="dxa"/>
             <w:tcBorders>
               <w:top w:val="single" w:sz="4" w:space="0" w:color="000000"/>
               <w:start w:val="single" w:sz="4" w:space="0" w:color="000000"/>
@@ -519,7 +519,7 @@
         </w:tc>
         <w:tc>
           <w:tcPr>
-            <w:tcW w:w="361" w:type="dxa"/>
+            <w:tcW w:w="362" w:type="dxa"/>
             <w:gridSpan w:val="2"/>
             <w:tcBorders>
               <w:top w:val="single" w:sz="4" w:space="0" w:color="000000"/>
@@ -1398,13 +1398,22 @@
             <w:pPr>
               <w:pStyle w:val="Normal"/>
               <w:snapToGrid w:val="false"/>
-              <w:jc w:val="end"/>
+              <w:spacing w:lineRule="auto" w:line="240" w:before="0" w:after="0"/>
+              <w:jc w:val="start"/>
               <w:rPr>
                 <w:sz w:val="20"/>
                 <w:szCs w:val="20"/>
                 <w:lang w:val="en-US"/>
               </w:rPr>
             </w:pPr>
+            <w:r>
+              <w:rPr>
+                <w:sz w:val="20"/>
+                <w:szCs w:val="20"/>
+                <w:lang w:val="en-US"/>
+              </w:rPr>
+              <w:t xml:space="preserve">                  </w:t>
+            </w:r>
             <w:r>
               <w:rPr>
                 <w:sz w:val="20"/>
@@ -1567,12 +1576,19 @@
             <w:pPr>
               <w:pStyle w:val="Normal"/>
               <w:snapToGrid w:val="false"/>
-              <w:jc w:val="end"/>
+              <w:jc w:val="start"/>
               <w:rPr>
                 <w:rFonts w:ascii="Times New Roman" w:hAnsi="Times New Roman" w:cs="Times New Roman"/>
                 <w:lang w:val="en-US"/>
               </w:rPr>
             </w:pPr>
+            <w:r>
+              <w:rPr>
+                <w:rFonts w:cs="Times New Roman" w:ascii="Times New Roman" w:hAnsi="Times New Roman"/>
+                <w:lang w:val="en-US"/>
+              </w:rPr>
+              <w:t xml:space="preserve">               </w:t>
+            </w:r>
             <w:r>
               <w:rPr>
                 <w:rFonts w:cs="Times New Roman" w:ascii="Times New Roman" w:hAnsi="Times New Roman"/>
@@ -1741,7 +1757,7 @@
           <w:p>
             <w:pPr>
               <w:pStyle w:val="Normal"/>
-              <w:jc w:val="end"/>
+              <w:jc w:val="start"/>
               <w:rPr>
                 <w:rFonts w:ascii="Times New Roman" w:hAnsi="Times New Roman" w:cs="Times New Roman"/>
                 <w:sz w:val="20"/>
